--- a/docs/Data_Dungeon_Chapter_12_The_Labyrinth_Revealed.docx
+++ b/docs/Data_Dungeon_Chapter_12_The_Labyrinth_Revealed.docx
@@ -83,7 +83,7 @@
         <w:rPr>
           <w:sz w:val="18"/>
         </w:rPr>
-        <w:t>ChatGPT assisted with drafting, instructional design, and code. Decorative artwork was generated with OpenAI image generation. Format reference: Michael Penta’s supplied Python companion chapter. Publication licensing remains to be finalized.</w:t>
+        <w:t>AI-created, human-prompted, human-edited, and human-verified using ChatGPT (OpenAI). Artwork: OpenAI image generation. Original contributions: CC0 1.0. See Publication License and AI Disclosure at the end.</w:t>
       </w:r>
     </w:p>
     <w:p>
@@ -2724,6 +2724,73 @@
         <w:t xml:space="preserve">    }</w:t>
         <w:br/>
         <w:t>}</w:t>
+      </w:r>
+    </w:p>
+    <w:p>
+      <w:r>
+        <w:br w:type="page"/>
+      </w:r>
+    </w:p>
+    <w:p>
+      <w:pPr>
+        <w:pStyle w:val="Heading1"/>
+      </w:pPr>
+      <w:r>
+        <w:t>Publication License and AI Disclosure</w:t>
+      </w:r>
+    </w:p>
+    <w:p>
+      <w:pPr>
+        <w:pStyle w:val="Heading2"/>
+      </w:pPr>
+      <w:r>
+        <w:t>Open Reuse</w:t>
+      </w:r>
+    </w:p>
+    <w:p>
+      <w:r>
+        <w:t>To the extent the project rights holders own copyright or related rights, they dedicate the original contributions to Data Dungeon: The Linked Labyrinth to the public domain under CC0 1.0 Universal. This includes original teaching materials, Java code, verification code, and project artwork. You may copy, modify, redistribute, and use these contributions commercially. Attribution is appreciated but is not required for these CC0 contributions.</w:t>
+      </w:r>
+    </w:p>
+    <w:p>
+      <w:r>
+        <w:t>CC0 1.0 Universal: https://creativecommons.org/publicdomain/zero/1.0/</w:t>
+      </w:r>
+    </w:p>
+    <w:p>
+      <w:pPr>
+        <w:pStyle w:val="Heading2"/>
+      </w:pPr>
+      <w:r>
+        <w:t>Source Attribution and Exceptions</w:t>
+      </w:r>
+    </w:p>
+    <w:p>
+      <w:r>
+        <w:t>Pat Morin, Open Data Structures, Java edition: https://opendatastructures.org/ods-java/. The textbook and its accompanying source code are released under Creative Commons Attribution 2.5 Canada: https://creativecommons.org/licenses/by/2.5/ca/. Any reproduced or adapted Morin material retains that license and attribution requirement; this project’s CC0 dedication does not waive his rights. The companion adds a dungeon setting, focused workshops, renamed and simplified implementations, tests, instructor guidance, and AI learning activities. No endorsement by Pat Morin is implied.</w:t>
+      </w:r>
+    </w:p>
+    <w:p>
+      <w:r>
+        <w:t>Format inspiration: Michael Penta, Companion Materials for OpenStax: Introduction to Python Programming, Chapter 5 (2025), supplied under CC0 1.0. Other third-party material retains its applicable terms. CC0 applies only to rights held by the project rights holders and does not assert that AI-generated material is copyrightable.</w:t>
+      </w:r>
+    </w:p>
+    <w:p>
+      <w:pPr>
+        <w:pStyle w:val="Heading2"/>
+      </w:pPr>
+      <w:r>
+        <w:t>AI Disclosure</w:t>
+      </w:r>
+    </w:p>
+    <w:p>
+      <w:r>
+        <w:t>This work was AI-created, human-prompted, human-edited, and human-verified. Text, instructional activities, and code were generated using ChatGPT (OpenAI). Decorative artwork was generated using OpenAI image generation.</w:t>
+      </w:r>
+    </w:p>
+    <w:p>
+      <w:r>
+        <w:t>AI tool citation: OpenAI. (2026). ChatGPT [large language model]. https://chatgpt.com/. Exact model-version identifiers were not recorded. Human prompting, editing, and verification do not imply that the work is error-free or that classroom trials have been completed.</w:t>
       </w:r>
     </w:p>
     <w:sectPr>

--- a/docs/Data_Dungeon_Chapter_12_The_Labyrinth_Revealed.docx
+++ b/docs/Data_Dungeon_Chapter_12_The_Labyrinth_Revealed.docx
@@ -1497,12 +1497,12 @@
         <w:pStyle w:val="Heading2"/>
       </w:pPr>
       <w:r>
-        <w:t>Submit</w:t>
-      </w:r>
-    </w:p>
-    <w:p>
-      <w:r>
-        <w:t>Submit the three Java files, a small check class and results, the required adventure transcript, a queue-and-parent trace, and the verified visualization or no-AI storyboard. Explain why first discovery gives a shortest distance and why marking a room only when it is removed from the queue is too late.</w:t>
+        <w:t>Reflection</w:t>
+      </w:r>
+    </w:p>
+    <w:p>
+      <w:r>
+        <w:t>Explain why first discovery gives a shortest distance and why marking a room only when it is removed from the queue is too late.</w:t>
       </w:r>
     </w:p>
     <w:p>
@@ -2348,12 +2348,12 @@
         <w:pStyle w:val="Heading2"/>
       </w:pPr>
       <w:r>
-        <w:t>Evidence to Submit</w:t>
-      </w:r>
-    </w:p>
-    <w:p>
-      <w:r>
-        <w:t>Include your trace, prompt, three checked frames or screenshots, and a correction or explicit verification of each frame. State whether the visualization matches the graph and method. If no correction is needed, identify the queue, parent, and distance facts you verified. Do not submit an untested animation as evidence of algorithm correctness.</w:t>
+        <w:t>Evaluate the Visualization</w:t>
+      </w:r>
+    </w:p>
+    <w:p>
+      <w:r>
+        <w:t>Check whether the visualization matches the graph and method. Correct any inaccurate frame. If no correction is needed, identify the queue, parent, and distance facts that confirm its accuracy.</w:t>
       </w:r>
     </w:p>
     <w:p>
@@ -2366,7 +2366,7 @@
     </w:p>
     <w:p>
       <w:r>
-        <w:t>Create the same storyboard by hand or in a drawing tool, with one frame per processed room. Annotate the three required checkpoints, the final route, and the isolated chamber. Verify it against your program output. This has the same learning and submission goals, with no paid account or external service required.</w:t>
+        <w:t>Create the same storyboard by hand or in a drawing tool, with one frame per processed room. Annotate the three required checkpoints, the final route, and the isolated chamber. Verify it against your program output. This has the same learning goals, with no paid account or external service required.</w:t>
       </w:r>
     </w:p>
     <w:p>

--- a/docs/Data_Dungeon_Chapter_12_The_Labyrinth_Revealed.docx
+++ b/docs/Data_Dungeon_Chapter_12_The_Labyrinth_Revealed.docx
@@ -2767,7 +2767,7 @@
     </w:p>
     <w:p>
       <w:r>
-        <w:t>Pat Morin, Open Data Structures, Java edition: https://opendatastructures.org/ods-java/. The textbook and its accompanying source code are released under Creative Commons Attribution 2.5 Canada: https://creativecommons.org/licenses/by/2.5/ca/. Any reproduced or adapted Morin material retains that license and attribution requirement; this project’s CC0 dedication does not waive his rights. The companion adds a dungeon setting, focused workshops, renamed and simplified implementations, tests, instructor guidance, and AI learning activities. No endorsement by Pat Morin is implied.</w:t>
+        <w:t>Pat Morin, Open Data Structures (Java edition 0.1G): https://opendatastructures.org/ods-java/. The textbook and source code are licensed under CC BY 2.5 Canada: https://creativecommons.org/licenses/by/2.5/ca/. This companion adapts selected topics for dungeon workshops with renamed and simplified structures, new contracts, tests, and AI learning activities. Morin material retains its license, attribution, copyright notices, and warranty disclaimers; CC0 covers only original project contributions. Keep this credit and the license link with redistributed adaptations, including extracted code. No endorsement by Pat Morin is implied.</w:t>
       </w:r>
     </w:p>
     <w:p>
